--- a/lessons/5-3-flagship/downloads/5-3-flagship-notes-teacher.docx
+++ b/lessons/5-3-flagship/downloads/5-3-flagship-notes-teacher.docx
@@ -14,7 +14,7 @@
           <w:sz w:val="18"/>
           <w:szCs w:val="18"/>
         </w:rPr>
-        <w:t xml:space="preserve">UNIT 5  ·  LESSON 3      STANDARD 6.G.1</w:t>
+        <w:t xml:space="preserve">UNIT 5  ·  LESSON 3      STANDARD 6.GR.1</w:t>
       </w:r>
     </w:p>
     <w:p>
@@ -2531,6 +2531,32 @@
     </w:p>
     <w:p>
       <w:pPr>
+        <w:pStyle w:val="Heading2"/>
+        <w:spacing w:after="80" w:before="180"/>
+      </w:pPr>
+      <w:r>
+        <w:rPr>
+          <w:b/>
+          <w:bCs/>
+          <w:color w:val="12355B"/>
+          <w:sz w:val="24"/>
+          <w:szCs w:val="24"/>
+        </w:rPr>
+        <w:t xml:space="preserve">Level 1 Support</w:t>
+      </w:r>
+      <w:r>
+        <w:rPr>
+          <w:i/>
+          <w:iCs/>
+          <w:color w:val="1FA6A2"/>
+          <w:sz w:val="19"/>
+          <w:szCs w:val="19"/>
+        </w:rPr>
+        <w:t xml:space="preserve">   extra scaffolding</w:t>
+      </w:r>
+    </w:p>
+    <w:p>
+      <w:pPr>
         <w:keepNext/>
         <w:spacing w:after="60" w:before="160"/>
       </w:pPr>
@@ -2921,6 +2947,32 @@
     </w:tbl>
     <w:p>
       <w:pPr>
+        <w:pStyle w:val="Heading2"/>
+        <w:spacing w:after="80" w:before="180"/>
+      </w:pPr>
+      <w:r>
+        <w:rPr>
+          <w:b/>
+          <w:bCs/>
+          <w:color w:val="12355B"/>
+          <w:sz w:val="24"/>
+          <w:szCs w:val="24"/>
+        </w:rPr>
+        <w:t xml:space="preserve">On Level</w:t>
+      </w:r>
+      <w:r>
+        <w:rPr>
+          <w:i/>
+          <w:iCs/>
+          <w:color w:val="12355B"/>
+          <w:sz w:val="19"/>
+          <w:szCs w:val="19"/>
+        </w:rPr>
+        <w:t xml:space="preserve">   grade-level practice</w:t>
+      </w:r>
+    </w:p>
+    <w:p>
+      <w:pPr>
         <w:keepNext/>
         <w:spacing w:after="60" w:before="160"/>
       </w:pPr>
@@ -3051,6 +3103,162 @@
     </w:tbl>
     <w:p>
       <w:pPr>
+        <w:pStyle w:val="Heading2"/>
+        <w:spacing w:after="80" w:before="180"/>
+      </w:pPr>
+      <w:r>
+        <w:rPr>
+          <w:b/>
+          <w:bCs/>
+          <w:color w:val="12355B"/>
+          <w:sz w:val="24"/>
+          <w:szCs w:val="24"/>
+        </w:rPr>
+        <w:t xml:space="preserve">Level 2 Enrichment</w:t>
+      </w:r>
+      <w:r>
+        <w:rPr>
+          <w:i/>
+          <w:iCs/>
+          <w:color w:val="6B4FA0"/>
+          <w:sz w:val="19"/>
+          <w:szCs w:val="19"/>
+        </w:rPr>
+        <w:t xml:space="preserve">   stretch your thinking</w:t>
+      </w:r>
+    </w:p>
+    <w:p>
+      <w:pPr>
+        <w:keepNext/>
+        <w:spacing w:after="60" w:before="160"/>
+      </w:pPr>
+      <w:r>
+        <w:rPr>
+          <w:b/>
+          <w:bCs/>
+          <w:color w:val="12355B"/>
+          <w:sz w:val="22"/>
+          <w:szCs w:val="22"/>
+        </w:rPr>
+        <w:t xml:space="preserve">5.  </w:t>
+      </w:r>
+      <w:r>
+        <w:rPr>
+          <w:b/>
+          <w:bCs/>
+          <w:sz w:val="21"/>
+          <w:szCs w:val="21"/>
+        </w:rPr>
+        <w:t xml:space="preserve">A composite logo is made of a rectangle (8 cm by 6 cm) with a triangle on top. The triangle has a base of 8 cm and a height of 5 cm. What is the total area of the logo?</w:t>
+      </w:r>
+    </w:p>
+    <w:p>
+      <w:pPr>
+        <w:spacing w:after="40"/>
+        <w:ind w:left="420"/>
+      </w:pPr>
+      <w:r>
+        <w:rPr>
+          <w:sz w:val="20"/>
+          <w:szCs w:val="20"/>
+        </w:rPr>
+        <w:t xml:space="preserve">A)  68 sq cm</w:t>
+      </w:r>
+    </w:p>
+    <w:p>
+      <w:pPr>
+        <w:spacing w:after="40"/>
+        <w:ind w:left="420"/>
+      </w:pPr>
+      <w:r>
+        <w:rPr>
+          <w:sz w:val="20"/>
+          <w:szCs w:val="20"/>
+        </w:rPr>
+        <w:t xml:space="preserve">B)  48 sq cm</w:t>
+      </w:r>
+    </w:p>
+    <w:p>
+      <w:pPr>
+        <w:spacing w:after="40"/>
+        <w:ind w:left="420"/>
+      </w:pPr>
+      <w:r>
+        <w:rPr>
+          <w:sz w:val="20"/>
+          <w:szCs w:val="20"/>
+        </w:rPr>
+        <w:t xml:space="preserve">C)  88 sq cm</w:t>
+      </w:r>
+    </w:p>
+    <w:p>
+      <w:pPr>
+        <w:spacing w:after="40"/>
+        <w:ind w:left="420"/>
+      </w:pPr>
+      <w:r>
+        <w:rPr>
+          <w:sz w:val="20"/>
+          <w:szCs w:val="20"/>
+        </w:rPr>
+        <w:t xml:space="preserve">D)  58 sq cm</w:t>
+      </w:r>
+    </w:p>
+    <w:p>
+      <w:pPr>
+        <w:spacing w:after="20"/>
+      </w:pPr>
+      <w:r>
+        <w:t xml:space="preserve"/>
+      </w:r>
+    </w:p>
+    <w:tbl>
+      <w:tblPr>
+        <w:tblW w:type="pct" w:w="100%"/>
+        <w:tblBorders>
+          <w:top w:val="single" w:color="C7D2DD" w:sz="6"/>
+          <w:left w:val="single" w:color="C7D2DD" w:sz="6"/>
+          <w:bottom w:val="single" w:color="C7D2DD" w:sz="6"/>
+          <w:right w:val="single" w:color="C7D2DD" w:sz="6"/>
+          <w:insideH w:val="single" w:color="auto" w:sz="4"/>
+          <w:insideV w:val="single" w:color="auto" w:sz="4"/>
+        </w:tblBorders>
+      </w:tblPr>
+      <w:tblGrid>
+        <w:gridCol w:w="100"/>
+      </w:tblGrid>
+      <w:tr>
+        <w:tc>
+          <w:tcPr>
+            <w:shd w:fill="FBF3E2" w:color="auto" w:val="clear"/>
+            <w:tcMar>
+              <w:top w:type="dxa" w:w="60"/>
+              <w:left w:type="dxa" w:w="120"/>
+              <w:bottom w:type="dxa" w:w="60"/>
+              <w:right w:type="dxa" w:w="120"/>
+            </w:tcMar>
+          </w:tcPr>
+          <w:p>
+            <w:pPr>
+              <w:spacing w:after="0" w:line="320"/>
+            </w:pPr>
+            <w:r>
+              <w:t xml:space="preserve"/>
+            </w:r>
+          </w:p>
+          <w:p>
+            <w:pPr>
+              <w:spacing w:after="0" w:line="320"/>
+            </w:pPr>
+            <w:r>
+              <w:t xml:space="preserve"/>
+            </w:r>
+          </w:p>
+        </w:tc>
+      </w:tr>
+    </w:tbl>
+    <w:p>
+      <w:pPr>
         <w:pStyle w:val="Heading1"/>
         <w:pageBreakBefore/>
         <w:pBdr>
@@ -3419,23 +3627,17 @@
     </w:p>
     <w:p>
       <w:pPr>
-        <w:spacing w:after="80"/>
-      </w:pPr>
-      <w:r>
-        <w:rPr>
-          <w:b/>
-          <w:bCs/>
-          <w:sz w:val="21"/>
-          <w:szCs w:val="21"/>
-        </w:rPr>
-        <w:t xml:space="preserve">1.  </w:t>
-      </w:r>
-      <w:r>
-        <w:rPr>
-          <w:sz w:val="21"/>
-          <w:szCs w:val="21"/>
-        </w:rPr>
-        <w:t xml:space="preserve">A)  42 sq ft</w:t>
+        <w:spacing w:after="100"/>
+      </w:pPr>
+      <w:r>
+        <w:rPr>
+          <w:b/>
+          <w:bCs/>
+          <w:color w:val="B97A12"/>
+          <w:sz w:val="20"/>
+          <w:szCs w:val="20"/>
+        </w:rPr>
+        <w:t xml:space="preserve">Watch for this mistake:  </w:t>
       </w:r>
       <w:r>
         <w:rPr>
@@ -3445,7 +3647,23 @@
           <w:sz w:val="19"/>
           <w:szCs w:val="19"/>
         </w:rPr>
-        <w:t xml:space="preserve">  — A = ½ × 14 × 6 = ½ × 84 = 42 sq ft.</w:t>
+        <w:t xml:space="preserve">A common mistake in Area of Triangles is stopping after multiplying base × height and forgetting to take half — for example, computing 12 × 8 = 96 and writing 96 sq ft instead of 48 sq ft. Another common mistake is using a slanted side as the height instead of the perpendicular (straight-up) distance from the base. Before you submit, ask: Did I take half of base × height? Is my height measurement perpendicular to the base?</w:t>
+      </w:r>
+    </w:p>
+    <w:p>
+      <w:pPr>
+        <w:pStyle w:val="Heading2"/>
+        <w:spacing w:after="80" w:before="180"/>
+      </w:pPr>
+      <w:r>
+        <w:rPr>
+          <w:b/>
+          <w:bCs/>
+          <w:color w:val="12355B"/>
+          <w:sz w:val="24"/>
+          <w:szCs w:val="24"/>
+        </w:rPr>
+        <w:t xml:space="preserve">Level 1 Support</w:t>
       </w:r>
     </w:p>
     <w:p>
@@ -3459,14 +3677,14 @@
           <w:sz w:val="21"/>
           <w:szCs w:val="21"/>
         </w:rPr>
-        <w:t xml:space="preserve">2.  </w:t>
-      </w:r>
-      <w:r>
-        <w:rPr>
-          <w:sz w:val="21"/>
-          <w:szCs w:val="21"/>
-        </w:rPr>
-        <w:t xml:space="preserve">A)  18 sq in</w:t>
+        <w:t xml:space="preserve">1.  </w:t>
+      </w:r>
+      <w:r>
+        <w:rPr>
+          <w:sz w:val="21"/>
+          <w:szCs w:val="21"/>
+        </w:rPr>
+        <w:t xml:space="preserve">A)  42 sq ft</w:t>
       </w:r>
       <w:r>
         <w:rPr>
@@ -3476,7 +3694,7 @@
           <w:sz w:val="19"/>
           <w:szCs w:val="19"/>
         </w:rPr>
-        <w:t xml:space="preserve">  — A = ½ × 9 × 4 = ½ × 36 = 18 square inches.</w:t>
+        <w:t xml:space="preserve">  — A = ½ × 14 × 6 = ½ × 84 = 42 sq ft.</w:t>
       </w:r>
     </w:p>
     <w:p>
@@ -3490,14 +3708,14 @@
           <w:sz w:val="21"/>
           <w:szCs w:val="21"/>
         </w:rPr>
-        <w:t xml:space="preserve">3.  </w:t>
-      </w:r>
-      <w:r>
-        <w:rPr>
-          <w:sz w:val="21"/>
-          <w:szCs w:val="21"/>
-        </w:rPr>
-        <w:t xml:space="preserve">A)  A = ½ × b × h</w:t>
+        <w:t xml:space="preserve">2.  </w:t>
+      </w:r>
+      <w:r>
+        <w:rPr>
+          <w:sz w:val="21"/>
+          <w:szCs w:val="21"/>
+        </w:rPr>
+        <w:t xml:space="preserve">A)  18 sq in</w:t>
       </w:r>
       <w:r>
         <w:rPr>
@@ -3507,7 +3725,7 @@
           <w:sz w:val="19"/>
           <w:szCs w:val="19"/>
         </w:rPr>
-        <w:t xml:space="preserve">  — A triangle covers exactly half of a rectangle with the same base and height, so A = ½ × b × h.</w:t>
+        <w:t xml:space="preserve">  — A = ½ × 9 × 4 = ½ × 36 = 18 square inches.</w:t>
       </w:r>
     </w:p>
     <w:p>
@@ -3521,14 +3739,14 @@
           <w:sz w:val="21"/>
           <w:szCs w:val="21"/>
         </w:rPr>
-        <w:t xml:space="preserve">4.  </w:t>
-      </w:r>
-      <w:r>
-        <w:rPr>
-          <w:sz w:val="21"/>
-          <w:szCs w:val="21"/>
-        </w:rPr>
-        <w:t xml:space="preserve">A)  5 m</w:t>
+        <w:t xml:space="preserve">3.  </w:t>
+      </w:r>
+      <w:r>
+        <w:rPr>
+          <w:sz w:val="21"/>
+          <w:szCs w:val="21"/>
+        </w:rPr>
+        <w:t xml:space="preserve">A)  A = ½ × b × h</w:t>
       </w:r>
       <w:r>
         <w:rPr>
@@ -3538,7 +3756,101 @@
           <w:sz w:val="19"/>
           <w:szCs w:val="19"/>
         </w:rPr>
+        <w:t xml:space="preserve">  — A triangle covers exactly half of a rectangle with the same base and height, so A = ½ × b × h.</w:t>
+      </w:r>
+    </w:p>
+    <w:p>
+      <w:pPr>
+        <w:pStyle w:val="Heading2"/>
+        <w:spacing w:after="80" w:before="180"/>
+      </w:pPr>
+      <w:r>
+        <w:rPr>
+          <w:b/>
+          <w:bCs/>
+          <w:color w:val="12355B"/>
+          <w:sz w:val="24"/>
+          <w:szCs w:val="24"/>
+        </w:rPr>
+        <w:t xml:space="preserve">On Level</w:t>
+      </w:r>
+    </w:p>
+    <w:p>
+      <w:pPr>
+        <w:spacing w:after="80"/>
+      </w:pPr>
+      <w:r>
+        <w:rPr>
+          <w:b/>
+          <w:bCs/>
+          <w:sz w:val="21"/>
+          <w:szCs w:val="21"/>
+        </w:rPr>
+        <w:t xml:space="preserve">4.  </w:t>
+      </w:r>
+      <w:r>
+        <w:rPr>
+          <w:sz w:val="21"/>
+          <w:szCs w:val="21"/>
+        </w:rPr>
+        <w:t xml:space="preserve">A)  5 m</w:t>
+      </w:r>
+      <w:r>
+        <w:rPr>
+          <w:i/>
+          <w:iCs/>
+          <w:color w:val="5F6F80"/>
+          <w:sz w:val="19"/>
+          <w:szCs w:val="19"/>
+        </w:rPr>
         <w:t xml:space="preserve">  — 30 = ½ × b × 12 → 30 = 6b → b = 5 m.</w:t>
+      </w:r>
+    </w:p>
+    <w:p>
+      <w:pPr>
+        <w:pStyle w:val="Heading2"/>
+        <w:spacing w:after="80" w:before="180"/>
+      </w:pPr>
+      <w:r>
+        <w:rPr>
+          <w:b/>
+          <w:bCs/>
+          <w:color w:val="12355B"/>
+          <w:sz w:val="24"/>
+          <w:szCs w:val="24"/>
+        </w:rPr>
+        <w:t xml:space="preserve">Level 2 Enrichment</w:t>
+      </w:r>
+    </w:p>
+    <w:p>
+      <w:pPr>
+        <w:spacing w:after="80"/>
+      </w:pPr>
+      <w:r>
+        <w:rPr>
+          <w:b/>
+          <w:bCs/>
+          <w:sz w:val="21"/>
+          <w:szCs w:val="21"/>
+        </w:rPr>
+        <w:t xml:space="preserve">5.  </w:t>
+      </w:r>
+      <w:r>
+        <w:rPr>
+          <w:sz w:val="21"/>
+          <w:szCs w:val="21"/>
+        </w:rPr>
+        <w:t xml:space="preserve">A)  68 sq cm</w:t>
+      </w:r>
+      <w:r>
+        <w:rPr>
+          <w:i/>
+          <w:iCs/>
+          <w:color w:val="5F6F80"/>
+          <w:sz w:val="19"/>
+          <w:szCs w:val="19"/>
+        </w:rPr>
+        <w:t xml:space="preserve">  — Rectangle: 8 × 6 = 48 sq cm. Triangle: ½ × 8 × 5 = 20 sq cm. Total: 48 + 20 = 68 sq cm.</w:t>
       </w:r>
     </w:p>
     <w:p>

--- a/lessons/5-3-flagship/downloads/5-3-flagship-notes-teacher.docx
+++ b/lessons/5-3-flagship/downloads/5-3-flagship-notes-teacher.docx
@@ -1423,7 +1423,22 @@
           <w:sz w:val="30"/>
           <w:szCs w:val="30"/>
         </w:rPr>
-        <w:t xml:space="preserve">Worked Example</w:t>
+        <w:t xml:space="preserve">Write About the Math</w:t>
+      </w:r>
+    </w:p>
+    <w:p>
+      <w:pPr>
+        <w:spacing w:after="100"/>
+      </w:pPr>
+      <w:r>
+        <w:rPr>
+          <w:i/>
+          <w:iCs/>
+          <w:color w:val="5F6F80"/>
+          <w:sz w:val="19"/>
+          <w:szCs w:val="19"/>
+        </w:rPr>
+        <w:t xml:space="preserve">Use the support level you need. Every level answers the same math question.</w:t>
       </w:r>
     </w:p>
     <w:p>
@@ -1439,17 +1454,17 @@
           <w:sz w:val="24"/>
           <w:szCs w:val="24"/>
         </w:rPr>
-        <w:t xml:space="preserve">Watch &amp; Read</w:t>
+        <w:t xml:space="preserve">1. Understand the Question</w:t>
       </w:r>
       <w:r>
         <w:rPr>
           <w:i/>
           <w:iCs/>
-          <w:color w:val="1FA6A2"/>
+          <w:color w:val="B97A12"/>
           <w:sz w:val="19"/>
           <w:szCs w:val="19"/>
         </w:rPr>
-        <w:t xml:space="preserve">   I Do — follow along with your teacher</w:t>
+        <w:t xml:space="preserve">   explain</w:t>
       </w:r>
     </w:p>
     <w:tbl>
@@ -1484,25 +1499,44 @@
             </w:pPr>
             <w:r>
               <w:rPr>
+                <w:color w:val="1A2733"/>
+                <w:sz w:val="21"/>
+                <w:szCs w:val="21"/>
+              </w:rPr>
+              <w:t xml:space="preserve">Your triangular panel (base 12, height 8) fits inside a 12 by 8 rectangle. Why do we divide by 2 to find the triangle's area before cutting the glass?</w:t>
+            </w:r>
+          </w:p>
+          <w:p>
+            <w:pPr>
+              <w:spacing w:after="0"/>
+            </w:pPr>
+            <w:r>
+              <w:rPr>
                 <w:b/>
                 <w:bCs/>
                 <w:color w:val="12355B"/>
-                <w:sz w:val="22"/>
-                <w:szCs w:val="22"/>
+                <w:sz w:val="20"/>
+                <w:szCs w:val="20"/>
               </w:rPr>
-              <w:t xml:space="preserve">Blueprint Review</w:t>
-            </w:r>
-          </w:p>
-          <w:p>
-            <w:pPr>
-              <w:spacing w:after="0"/>
-            </w:pPr>
+              <w:t xml:space="preserve">Your job:  </w:t>
+            </w:r>
             <w:r>
               <w:rPr>
-                <w:sz w:val="21"/>
-                <w:szCs w:val="21"/>
+                <w:sz w:val="20"/>
+                <w:szCs w:val="20"/>
               </w:rPr>
-              <w:t xml:space="preserve">Your architecture firm is designing a park with triangular garden beds. The client wants to know exactly how much soil to order, which means calculating the area of each triangular section. The first garden has a base of 12 feet and a height of 8 feet.</w:t>
+              <w:t xml:space="preserve">Answer the question. Use math evidence. Explain how the evidence proves your answer.</w:t>
+            </w:r>
+            <w:r>
+              <w:rPr>
+                <w:i/>
+                <w:iCs/>
+                <w:color w:val="5F6F80"/>
+                <w:sz w:val="18"/>
+                <w:szCs w:val="18"/>
+              </w:rPr>
+              <w:br/>
+              <w:t xml:space="preserve">Responde la pregunta. Usa evidencia matemática. Explica cómo la evidencia demuestra tu respuesta.</w:t>
             </w:r>
           </w:p>
         </w:tc>
@@ -1510,94 +1544,6 @@
     </w:tbl>
     <w:p>
       <w:pPr>
-        <w:spacing w:after="80"/>
-      </w:pPr>
-      <w:r>
-        <w:t xml:space="preserve"/>
-      </w:r>
-    </w:p>
-    <w:p>
-      <w:pPr>
-        <w:spacing w:after="50" w:before="60"/>
-      </w:pPr>
-      <w:r>
-        <w:rPr>
-          <w:b/>
-          <w:bCs/>
-          <w:color w:val="12355B"/>
-          <w:sz w:val="21"/>
-          <w:szCs w:val="21"/>
-        </w:rPr>
-        <w:t xml:space="preserve">Think about:</w:t>
-      </w:r>
-    </w:p>
-    <w:p>
-      <w:pPr>
-        <w:spacing w:after="40"/>
-        <w:ind w:left="300"/>
-      </w:pPr>
-      <w:r>
-        <w:rPr>
-          <w:sz w:val="20"/>
-          <w:szCs w:val="20"/>
-        </w:rPr>
-        <w:t xml:space="preserve">•  What shape are the garden beds?</w:t>
-      </w:r>
-    </w:p>
-    <w:p>
-      <w:pPr>
-        <w:spacing w:after="40"/>
-        <w:ind w:left="300"/>
-      </w:pPr>
-      <w:r>
-        <w:rPr>
-          <w:sz w:val="20"/>
-          <w:szCs w:val="20"/>
-        </w:rPr>
-        <w:t xml:space="preserve">•  What measurements do we need to find the area?</w:t>
-      </w:r>
-    </w:p>
-    <w:p>
-      <w:pPr>
-        <w:spacing w:after="40"/>
-        <w:ind w:left="300"/>
-      </w:pPr>
-      <w:r>
-        <w:rPr>
-          <w:sz w:val="20"/>
-          <w:szCs w:val="20"/>
-        </w:rPr>
-        <w:t xml:space="preserve">•  How is the area of a triangle related to the area of a rectangle?</w:t>
-      </w:r>
-    </w:p>
-    <w:p>
-      <w:pPr>
-        <w:spacing w:after="40"/>
-        <w:ind w:left="300"/>
-      </w:pPr>
-      <w:r>
-        <w:rPr>
-          <w:sz w:val="20"/>
-          <w:szCs w:val="20"/>
-        </w:rPr>
-        <w:t xml:space="preserve">•  Why do we divide by 2 when finding the area of a triangle?</w:t>
-      </w:r>
-    </w:p>
-    <w:p>
-      <w:pPr>
-        <w:spacing w:after="40"/>
-        <w:ind w:left="300"/>
-      </w:pPr>
-      <w:r>
-        <w:rPr>
-          <w:sz w:val="20"/>
-          <w:szCs w:val="20"/>
-        </w:rPr>
-        <w:t xml:space="preserve">•  Does it matter which side we call the base?</w:t>
-      </w:r>
-    </w:p>
-    <w:p>
-      <w:pPr>
         <w:pStyle w:val="Heading2"/>
         <w:spacing w:after="80" w:before="180"/>
       </w:pPr>
@@ -1609,7 +1555,7 @@
           <w:sz w:val="24"/>
           <w:szCs w:val="24"/>
         </w:rPr>
-        <w:t xml:space="preserve">Solved Example</w:t>
+        <w:t xml:space="preserve">2. Plan Your Math Words</w:t>
       </w:r>
       <w:r>
         <w:rPr>
@@ -1619,150 +1565,299 @@
           <w:sz w:val="19"/>
           <w:szCs w:val="19"/>
         </w:rPr>
-        <w:t xml:space="preserve">   I Do — watch each step</w:t>
-      </w:r>
-    </w:p>
-    <w:p>
-      <w:pPr>
-        <w:keepNext/>
-        <w:spacing w:after="40"/>
-      </w:pPr>
-      <w:r>
-        <w:rPr>
-          <w:b/>
-          <w:bCs/>
-          <w:color w:val="12355B"/>
-          <w:sz w:val="21"/>
-          <w:szCs w:val="21"/>
-        </w:rPr>
-        <w:t xml:space="preserve">Problem:  </w:t>
-      </w:r>
-      <w:r>
-        <w:rPr>
-          <w:sz w:val="21"/>
-          <w:szCs w:val="21"/>
-        </w:rPr>
-        <w:t xml:space="preserve">What is the area of a triangle with base 10 cm and height 6 cm?</w:t>
-      </w:r>
-    </w:p>
-    <w:p>
-      <w:pPr>
-        <w:spacing w:after="30"/>
-        <w:ind w:left="420"/>
-      </w:pPr>
-      <w:r>
-        <w:rPr>
+        <w:t xml:space="preserve">   check at least two</w:t>
+      </w:r>
+    </w:p>
+    <w:p>
+      <w:pPr>
+        <w:spacing w:after="60"/>
+      </w:pPr>
+      <w:r>
+        <w:rPr>
+          <w:b/>
+          <w:bCs/>
+          <w:color w:val="1FA6A2"/>
+          <w:sz w:val="22"/>
+          <w:szCs w:val="22"/>
+        </w:rPr>
+        <w:t xml:space="preserve">☐  </w:t>
+      </w:r>
+      <w:r>
+        <w:rPr>
+          <w:b/>
+          <w:bCs/>
+          <w:color w:val="12355B"/>
           <w:sz w:val="20"/>
           <w:szCs w:val="20"/>
         </w:rPr>
-        <w:t xml:space="preserve">A)  30 sq cm</w:t>
-      </w:r>
-    </w:p>
-    <w:p>
-      <w:pPr>
-        <w:spacing w:after="30"/>
-        <w:ind w:left="420"/>
-      </w:pPr>
+        <w:t xml:space="preserve">Base — </w:t>
+      </w:r>
       <w:r>
         <w:rPr>
           <w:sz w:val="20"/>
           <w:szCs w:val="20"/>
         </w:rPr>
-        <w:t xml:space="preserve">B)  60 sq cm</w:t>
-      </w:r>
-    </w:p>
-    <w:p>
-      <w:pPr>
-        <w:spacing w:after="30"/>
-        <w:ind w:left="420"/>
-      </w:pPr>
-      <w:r>
-        <w:rPr>
+        <w:t xml:space="preserve">A side of the triangle you use to find the area.</w:t>
+      </w:r>
+      <w:r>
+        <w:rPr>
+          <w:i/>
+          <w:iCs/>
+          <w:color w:val="5F6F80"/>
+          <w:sz w:val="18"/>
+          <w:szCs w:val="18"/>
+        </w:rPr>
+        <w:br/>
+        <w:t xml:space="preserve">Base — Un lado del triángulo que usas para hallar el área.</w:t>
+      </w:r>
+    </w:p>
+    <w:p>
+      <w:pPr>
+        <w:spacing w:after="60"/>
+      </w:pPr>
+      <w:r>
+        <w:rPr>
+          <w:b/>
+          <w:bCs/>
+          <w:color w:val="1FA6A2"/>
+          <w:sz w:val="22"/>
+          <w:szCs w:val="22"/>
+        </w:rPr>
+        <w:t xml:space="preserve">☐  </w:t>
+      </w:r>
+      <w:r>
+        <w:rPr>
+          <w:b/>
+          <w:bCs/>
+          <w:color w:val="12355B"/>
           <w:sz w:val="20"/>
           <w:szCs w:val="20"/>
         </w:rPr>
-        <w:t xml:space="preserve">C)  16 sq cm</w:t>
-      </w:r>
-    </w:p>
-    <w:p>
-      <w:pPr>
-        <w:spacing w:after="30"/>
-        <w:ind w:left="420"/>
-      </w:pPr>
+        <w:t xml:space="preserve">Height — </w:t>
+      </w:r>
       <w:r>
         <w:rPr>
           <w:sz w:val="20"/>
           <w:szCs w:val="20"/>
         </w:rPr>
-        <w:t xml:space="preserve">D)  30 cm</w:t>
-      </w:r>
-    </w:p>
-    <w:p>
-      <w:pPr>
-        <w:spacing w:after="20" w:before="50"/>
+        <w:t xml:space="preserve">The straight-up distance from the base to the top corner.</w:t>
+      </w:r>
+      <w:r>
+        <w:rPr>
+          <w:i/>
+          <w:iCs/>
+          <w:color w:val="5F6F80"/>
+          <w:sz w:val="18"/>
+          <w:szCs w:val="18"/>
+        </w:rPr>
+        <w:br/>
+        <w:t xml:space="preserve">Altura — La distancia recta desde la base hasta la esquina de arriba.</w:t>
+      </w:r>
+    </w:p>
+    <w:p>
+      <w:pPr>
+        <w:spacing w:after="60"/>
       </w:pPr>
       <w:r>
         <w:rPr>
           <w:b/>
           <w:bCs/>
           <w:color w:val="1FA6A2"/>
-          <w:sz w:val="21"/>
-          <w:szCs w:val="21"/>
-        </w:rPr>
-        <w:t xml:space="preserve">Step 1:  </w:t>
-      </w:r>
-      <w:r>
-        <w:rPr>
-          <w:sz w:val="21"/>
-          <w:szCs w:val="21"/>
-        </w:rPr>
-        <w:t xml:space="preserve">A = ½ × b × h = ½ × 10 × 6 = 30 square centimeters.</w:t>
-      </w:r>
-    </w:p>
-    <w:p>
-      <w:pPr>
-        <w:spacing w:after="40" w:before="60"/>
-      </w:pPr>
-      <w:r>
-        <w:rPr>
-          <w:b/>
-          <w:bCs/>
-          <w:color w:val="12355B"/>
-          <w:sz w:val="21"/>
-          <w:szCs w:val="21"/>
-        </w:rPr>
-        <w:t xml:space="preserve">Answer:  </w:t>
-      </w:r>
-      <w:r>
-        <w:rPr>
-          <w:b/>
-          <w:bCs/>
-          <w:sz w:val="21"/>
-          <w:szCs w:val="21"/>
-        </w:rPr>
-        <w:t xml:space="preserve">A. 30 sq cm</w:t>
-      </w:r>
-    </w:p>
-    <w:p>
-      <w:pPr>
-        <w:pStyle w:val="Heading1"/>
-        <w:pageBreakBefore/>
-        <w:pBdr>
-          <w:bottom w:val="single" w:color="1FA6A2" w:sz="14" w:space="6"/>
-        </w:pBdr>
-        <w:spacing w:after="140" w:before="0"/>
-      </w:pPr>
-      <w:r>
-        <w:rPr>
-          <w:b/>
-          <w:bCs/>
-          <w:color w:val="12355B"/>
-          <w:sz w:val="30"/>
-          <w:szCs w:val="30"/>
-        </w:rPr>
-        <w:t xml:space="preserve">Guided Practice</w:t>
-      </w:r>
-    </w:p>
+          <w:sz w:val="22"/>
+          <w:szCs w:val="22"/>
+        </w:rPr>
+        <w:t xml:space="preserve">☐  </w:t>
+      </w:r>
+      <w:r>
+        <w:rPr>
+          <w:b/>
+          <w:bCs/>
+          <w:color w:val="12355B"/>
+          <w:sz w:val="20"/>
+          <w:szCs w:val="20"/>
+        </w:rPr>
+        <w:t xml:space="preserve">Area — </w:t>
+      </w:r>
+      <w:r>
+        <w:rPr>
+          <w:sz w:val="20"/>
+          <w:szCs w:val="20"/>
+        </w:rPr>
+        <w:t xml:space="preserve">How much space is inside a flat shape.</w:t>
+      </w:r>
+      <w:r>
+        <w:rPr>
+          <w:i/>
+          <w:iCs/>
+          <w:color w:val="5F6F80"/>
+          <w:sz w:val="18"/>
+          <w:szCs w:val="18"/>
+        </w:rPr>
+        <w:br/>
+        <w:t xml:space="preserve">Área — Cuánto espacio hay dentro de una figura plana.</w:t>
+      </w:r>
+    </w:p>
+    <w:p>
+      <w:pPr>
+        <w:spacing w:after="60"/>
+      </w:pPr>
+      <w:r>
+        <w:rPr>
+          <w:b/>
+          <w:bCs/>
+          <w:color w:val="1FA6A2"/>
+          <w:sz w:val="22"/>
+          <w:szCs w:val="22"/>
+        </w:rPr>
+        <w:t xml:space="preserve">☐  </w:t>
+      </w:r>
+      <w:r>
+        <w:rPr>
+          <w:b/>
+          <w:bCs/>
+          <w:color w:val="12355B"/>
+          <w:sz w:val="20"/>
+          <w:szCs w:val="20"/>
+        </w:rPr>
+        <w:t xml:space="preserve">Perpendicular — </w:t>
+      </w:r>
+      <w:r>
+        <w:rPr>
+          <w:sz w:val="20"/>
+          <w:szCs w:val="20"/>
+        </w:rPr>
+        <w:t xml:space="preserve">Two lines that meet to make a square corner (90 degrees).</w:t>
+      </w:r>
+      <w:r>
+        <w:rPr>
+          <w:i/>
+          <w:iCs/>
+          <w:color w:val="5F6F80"/>
+          <w:sz w:val="18"/>
+          <w:szCs w:val="18"/>
+        </w:rPr>
+        <w:br/>
+        <w:t xml:space="preserve">Perpendicular — Dos líneas que se unen formando una esquina recta (90 grados).</w:t>
+      </w:r>
+    </w:p>
+    <w:p>
+      <w:pPr>
+        <w:spacing w:after="60"/>
+      </w:pPr>
+      <w:r>
+        <w:rPr>
+          <w:b/>
+          <w:bCs/>
+          <w:color w:val="1FA6A2"/>
+          <w:sz w:val="22"/>
+          <w:szCs w:val="22"/>
+        </w:rPr>
+        <w:t xml:space="preserve">☐  </w:t>
+      </w:r>
+      <w:r>
+        <w:rPr>
+          <w:b/>
+          <w:bCs/>
+          <w:color w:val="12355B"/>
+          <w:sz w:val="20"/>
+          <w:szCs w:val="20"/>
+        </w:rPr>
+        <w:t xml:space="preserve">Formula — </w:t>
+      </w:r>
+      <w:r>
+        <w:rPr>
+          <w:sz w:val="20"/>
+          <w:szCs w:val="20"/>
+        </w:rPr>
+        <w:t xml:space="preserve">A math rule written with symbols.</w:t>
+      </w:r>
+      <w:r>
+        <w:rPr>
+          <w:i/>
+          <w:iCs/>
+          <w:color w:val="5F6F80"/>
+          <w:sz w:val="18"/>
+          <w:szCs w:val="18"/>
+        </w:rPr>
+        <w:br/>
+        <w:t xml:space="preserve">Fórmula — Una regla matemática escrita con símbolos.</w:t>
+      </w:r>
+    </w:p>
+    <w:tbl>
+      <w:tblPr>
+        <w:tblW w:type="pct" w:w="100%"/>
+        <w:tblBorders>
+          <w:top w:val="single" w:color="1FA6A2" w:sz="8"/>
+          <w:left w:val="single" w:color="1FA6A2" w:sz="8"/>
+          <w:bottom w:val="single" w:color="1FA6A2" w:sz="8"/>
+          <w:right w:val="single" w:color="1FA6A2" w:sz="8"/>
+          <w:insideH w:val="single" w:color="auto" w:sz="4"/>
+          <w:insideV w:val="single" w:color="auto" w:sz="4"/>
+        </w:tblBorders>
+      </w:tblPr>
+      <w:tblGrid>
+        <w:gridCol w:w="100"/>
+      </w:tblGrid>
+      <w:tr>
+        <w:tc>
+          <w:tcPr>
+            <w:shd w:fill="F7FFFD" w:color="auto" w:val="clear"/>
+            <w:tcMar>
+              <w:top w:type="dxa" w:w="120"/>
+              <w:left w:type="dxa" w:w="180"/>
+              <w:bottom w:type="dxa" w:w="120"/>
+              <w:right w:type="dxa" w:w="180"/>
+            </w:tcMar>
+          </w:tcPr>
+          <w:p>
+            <w:pPr>
+              <w:spacing w:after="50"/>
+            </w:pPr>
+            <w:r>
+              <w:rPr>
+                <w:b/>
+                <w:bCs/>
+                <w:color w:val="1FA6A2"/>
+                <w:sz w:val="20"/>
+                <w:szCs w:val="20"/>
+              </w:rPr>
+              <w:t xml:space="preserve">Say it first:  </w:t>
+            </w:r>
+            <w:r>
+              <w:rPr>
+                <w:sz w:val="20"/>
+                <w:szCs w:val="20"/>
+              </w:rPr>
+              <w:t xml:space="preserve">Say your idea to a partner or quietly to yourself before you write.</w:t>
+            </w:r>
+          </w:p>
+          <w:p>
+            <w:pPr>
+              <w:spacing w:after="60"/>
+            </w:pPr>
+            <w:r>
+              <w:rPr>
+                <w:color w:val="1A2733"/>
+                <w:sz w:val="21"/>
+                <w:szCs w:val="21"/>
+              </w:rPr>
+              <w:t xml:space="preserve">A triangle is half of a ___ with the same base and height.</w:t>
+            </w:r>
+            <w:r>
+              <w:rPr>
+                <w:i/>
+                <w:iCs/>
+                <w:color w:val="5F6F80"/>
+                <w:sz w:val="19"/>
+                <w:szCs w:val="19"/>
+              </w:rPr>
+              <w:br/>
+              <w:t xml:space="preserve">Un triángulo es la mitad de un ___ con la misma base y altura.</w:t>
+            </w:r>
+          </w:p>
+        </w:tc>
+      </w:tr>
+    </w:tbl>
     <w:p>
       <w:pPr>
         <w:pStyle w:val="Heading2"/>
@@ -1776,181 +1871,17 @@
           <w:sz w:val="24"/>
           <w:szCs w:val="24"/>
         </w:rPr>
-        <w:t xml:space="preserve">Solve Together</w:t>
+        <w:t xml:space="preserve">3. Build Your Explanation</w:t>
       </w:r>
       <w:r>
         <w:rPr>
           <w:i/>
           <w:iCs/>
-          <w:color w:val="6B4FA0"/>
+          <w:color w:val="B97A12"/>
           <w:sz w:val="19"/>
           <w:szCs w:val="19"/>
         </w:rPr>
-        <w:t xml:space="preserve">   We Do — work with your class</w:t>
-      </w:r>
-    </w:p>
-    <w:p>
-      <w:pPr>
-        <w:keepNext/>
-        <w:spacing w:after="40" w:before="40"/>
-      </w:pPr>
-      <w:r>
-        <w:rPr>
-          <w:b/>
-          <w:bCs/>
-          <w:color w:val="12355B"/>
-          <w:sz w:val="21"/>
-          <w:szCs w:val="21"/>
-        </w:rPr>
-        <w:t xml:space="preserve">Problem:  </w:t>
-      </w:r>
-      <w:r>
-        <w:rPr>
-          <w:sz w:val="21"/>
-          <w:szCs w:val="21"/>
-        </w:rPr>
-        <w:t xml:space="preserve">A triangle has an area of 24 sq ft and a base of 8 ft. What is the height?</w:t>
-      </w:r>
-    </w:p>
-    <w:p>
-      <w:pPr>
-        <w:spacing w:after="30"/>
-        <w:ind w:left="420"/>
-      </w:pPr>
-      <w:r>
-        <w:rPr>
-          <w:sz w:val="20"/>
-          <w:szCs w:val="20"/>
-        </w:rPr>
-        <w:t xml:space="preserve">A)  6 ft</w:t>
-      </w:r>
-    </w:p>
-    <w:p>
-      <w:pPr>
-        <w:spacing w:after="30"/>
-        <w:ind w:left="420"/>
-      </w:pPr>
-      <w:r>
-        <w:rPr>
-          <w:sz w:val="20"/>
-          <w:szCs w:val="20"/>
-        </w:rPr>
-        <w:t xml:space="preserve">B)  3 ft</w:t>
-      </w:r>
-    </w:p>
-    <w:p>
-      <w:pPr>
-        <w:spacing w:after="30"/>
-        <w:ind w:left="420"/>
-      </w:pPr>
-      <w:r>
-        <w:rPr>
-          <w:sz w:val="20"/>
-          <w:szCs w:val="20"/>
-        </w:rPr>
-        <w:t xml:space="preserve">C)  16 ft</w:t>
-      </w:r>
-    </w:p>
-    <w:p>
-      <w:pPr>
-        <w:spacing w:after="30"/>
-        <w:ind w:left="420"/>
-      </w:pPr>
-      <w:r>
-        <w:rPr>
-          <w:sz w:val="20"/>
-          <w:szCs w:val="20"/>
-        </w:rPr>
-        <w:t xml:space="preserve">D)  12 ft</w:t>
-      </w:r>
-    </w:p>
-    <w:p>
-      <w:pPr>
-        <w:keepNext/>
-        <w:spacing w:after="0" w:before="50"/>
-      </w:pPr>
-      <w:r>
-        <w:rPr>
-          <w:b/>
-          <w:bCs/>
-          <w:color w:val="6B4FA0"/>
-          <w:sz w:val="21"/>
-          <w:szCs w:val="21"/>
-        </w:rPr>
-        <w:t xml:space="preserve">Step 1:</w:t>
-      </w:r>
-    </w:p>
-    <w:p>
-      <w:pPr>
-        <w:pBdr>
-          <w:bottom w:val="single" w:color="AFBECC" w:sz="6"/>
-        </w:pBdr>
-        <w:spacing w:after="30" w:before="150"/>
-      </w:pPr>
-      <w:r>
-        <w:t xml:space="preserve"/>
-      </w:r>
-    </w:p>
-    <w:p>
-      <w:pPr>
-        <w:keepNext/>
-        <w:spacing w:after="0" w:before="50"/>
-      </w:pPr>
-      <w:r>
-        <w:rPr>
-          <w:b/>
-          <w:bCs/>
-          <w:color w:val="6B4FA0"/>
-          <w:sz w:val="21"/>
-          <w:szCs w:val="21"/>
-        </w:rPr>
-        <w:t xml:space="preserve">Step 2:</w:t>
-      </w:r>
-    </w:p>
-    <w:p>
-      <w:pPr>
-        <w:pBdr>
-          <w:bottom w:val="single" w:color="AFBECC" w:sz="6"/>
-        </w:pBdr>
-        <w:spacing w:after="30" w:before="150"/>
-      </w:pPr>
-      <w:r>
-        <w:t xml:space="preserve"/>
-      </w:r>
-    </w:p>
-    <w:p>
-      <w:pPr>
-        <w:keepNext/>
-        <w:spacing w:after="0" w:before="60"/>
-      </w:pPr>
-      <w:r>
-        <w:rPr>
-          <w:b/>
-          <w:bCs/>
-          <w:color w:val="12355B"/>
-          <w:sz w:val="21"/>
-          <w:szCs w:val="21"/>
-        </w:rPr>
-        <w:t xml:space="preserve">Answer:</w:t>
-      </w:r>
-    </w:p>
-    <w:p>
-      <w:pPr>
-        <w:pBdr>
-          <w:bottom w:val="single" w:color="AFBECC" w:sz="6"/>
-        </w:pBdr>
-        <w:spacing w:after="30" w:before="150"/>
-      </w:pPr>
-      <w:r>
-        <w:t xml:space="preserve"/>
-      </w:r>
-    </w:p>
-    <w:p>
-      <w:pPr>
-        <w:spacing w:after="80"/>
-      </w:pPr>
-      <w:r>
-        <w:t xml:space="preserve"/>
+        <w:t xml:space="preserve">   choose your support</w:t>
       </w:r>
     </w:p>
     <w:tbl>
@@ -1981,6 +1912,1371 @@
           </w:tcPr>
           <w:p>
             <w:pPr>
+              <w:spacing w:after="50"/>
+            </w:pPr>
+            <w:r>
+              <w:rPr>
+                <w:i/>
+                <w:iCs/>
+                <w:color w:val="5F6F80"/>
+                <w:sz w:val="19"/>
+                <w:szCs w:val="19"/>
+              </w:rPr>
+              <w:t xml:space="preserve">This model shows the parts of an explanation. It does not answer your writing question.</w:t>
+            </w:r>
+          </w:p>
+          <w:p>
+            <w:pPr>
+              <w:spacing w:after="80"/>
+            </w:pPr>
+            <w:r>
+              <w:rPr>
+                <w:b/>
+                <w:bCs/>
+                <w:color w:val="12355B"/>
+                <w:sz w:val="19"/>
+                <w:szCs w:val="19"/>
+              </w:rPr>
+              <w:t xml:space="preserve">Claim:  </w:t>
+            </w:r>
+            <w:r>
+              <w:rPr>
+                <w:sz w:val="19"/>
+                <w:szCs w:val="19"/>
+              </w:rPr>
+              <w:t xml:space="preserve">The height is the perpendicular distance from the base to the top corner.</w:t>
+            </w:r>
+          </w:p>
+          <w:p>
+            <w:pPr>
+              <w:spacing w:after="80"/>
+            </w:pPr>
+            <w:r>
+              <w:rPr>
+                <w:b/>
+                <w:bCs/>
+                <w:color w:val="12355B"/>
+                <w:sz w:val="19"/>
+                <w:szCs w:val="19"/>
+              </w:rPr>
+              <w:t xml:space="preserve">Evidence:  </w:t>
+            </w:r>
+            <w:r>
+              <w:rPr>
+                <w:sz w:val="19"/>
+                <w:szCs w:val="19"/>
+              </w:rPr>
+              <w:t xml:space="preserve">Students identify the height as the perpendicular (straight-up, 90-degree) distance from the base to the opposite vertex, not the slanted side.</w:t>
+            </w:r>
+          </w:p>
+          <w:p>
+            <w:pPr>
+              <w:spacing w:after="80"/>
+            </w:pPr>
+            <w:r>
+              <w:rPr>
+                <w:b/>
+                <w:bCs/>
+                <w:color w:val="12355B"/>
+                <w:sz w:val="19"/>
+                <w:szCs w:val="19"/>
+              </w:rPr>
+              <w:t xml:space="preserve">Reasoning:  </w:t>
+            </w:r>
+            <w:r>
+              <w:rPr>
+                <w:sz w:val="19"/>
+                <w:szCs w:val="19"/>
+              </w:rPr>
+              <w:t xml:space="preserve">This evidence connects the definition of area to the mathematical claim.</w:t>
+            </w:r>
+          </w:p>
+        </w:tc>
+      </w:tr>
+    </w:tbl>
+    <w:p>
+      <w:pPr>
+        <w:pStyle w:val="Heading2"/>
+        <w:spacing w:after="80" w:before="180"/>
+      </w:pPr>
+      <w:r>
+        <w:rPr>
+          <w:b/>
+          <w:bCs/>
+          <w:color w:val="12355B"/>
+          <w:sz w:val="24"/>
+          <w:szCs w:val="24"/>
+        </w:rPr>
+        <w:t xml:space="preserve">Start</w:t>
+      </w:r>
+      <w:r>
+        <w:rPr>
+          <w:i/>
+          <w:iCs/>
+          <w:color w:val="1FA6A2"/>
+          <w:sz w:val="19"/>
+          <w:szCs w:val="19"/>
+        </w:rPr>
+        <w:t xml:space="preserve">   Most language support</w:t>
+      </w:r>
+    </w:p>
+    <w:p>
+      <w:pPr>
+        <w:spacing w:after="60"/>
+      </w:pPr>
+      <w:r>
+        <w:rPr>
+          <w:color w:val="1A2733"/>
+          <w:sz w:val="21"/>
+          <w:szCs w:val="21"/>
+        </w:rPr>
+        <w:t xml:space="preserve">Complete the frames. Use the word bank.</w:t>
+      </w:r>
+      <w:r>
+        <w:rPr>
+          <w:i/>
+          <w:iCs/>
+          <w:color w:val="5F6F80"/>
+          <w:sz w:val="19"/>
+          <w:szCs w:val="19"/>
+        </w:rPr>
+        <w:br/>
+        <w:t xml:space="preserve">Completa las oraciones. Usa el banco de palabras.</w:t>
+      </w:r>
+    </w:p>
+    <w:p>
+      <w:pPr>
+        <w:spacing w:after="60"/>
+      </w:pPr>
+      <w:r>
+        <w:rPr>
+          <w:color w:val="1A2733"/>
+          <w:sz w:val="21"/>
+          <w:szCs w:val="21"/>
+        </w:rPr>
+        <w:t xml:space="preserve">A triangle is half of a ___ with the same base and height.</w:t>
+      </w:r>
+      <w:r>
+        <w:rPr>
+          <w:i/>
+          <w:iCs/>
+          <w:color w:val="5F6F80"/>
+          <w:sz w:val="19"/>
+          <w:szCs w:val="19"/>
+        </w:rPr>
+        <w:br/>
+        <w:t xml:space="preserve">Un triángulo es la mitad de un ___ con la misma base y altura.</w:t>
+      </w:r>
+    </w:p>
+    <w:p>
+      <w:pPr>
+        <w:spacing w:after="60"/>
+      </w:pPr>
+      <w:r>
+        <w:rPr>
+          <w:color w:val="1A2733"/>
+          <w:sz w:val="21"/>
+          <w:szCs w:val="21"/>
+        </w:rPr>
+        <w:t xml:space="preserve">So the area is 1/2 times 12 times 8, which equals ___.</w:t>
+      </w:r>
+      <w:r>
+        <w:rPr>
+          <w:i/>
+          <w:iCs/>
+          <w:color w:val="5F6F80"/>
+          <w:sz w:val="19"/>
+          <w:szCs w:val="19"/>
+        </w:rPr>
+        <w:br/>
+        <w:t xml:space="preserve">Entonces el área es 1/2 por 12 por 8, que es ___.</w:t>
+      </w:r>
+    </w:p>
+    <w:tbl>
+      <w:tblPr>
+        <w:tblW w:type="pct" w:w="100%"/>
+        <w:tblBorders>
+          <w:top w:val="single" w:color="C7D2DD" w:sz="6"/>
+          <w:left w:val="single" w:color="C7D2DD" w:sz="6"/>
+          <w:bottom w:val="single" w:color="C7D2DD" w:sz="6"/>
+          <w:right w:val="single" w:color="C7D2DD" w:sz="6"/>
+          <w:insideH w:val="single" w:color="auto" w:sz="4"/>
+          <w:insideV w:val="single" w:color="auto" w:sz="4"/>
+        </w:tblBorders>
+      </w:tblPr>
+      <w:tblGrid>
+        <w:gridCol w:w="100"/>
+      </w:tblGrid>
+      <w:tr>
+        <w:tc>
+          <w:tcPr>
+            <w:shd w:fill="FBF3E2" w:color="auto" w:val="clear"/>
+            <w:tcMar>
+              <w:top w:type="dxa" w:w="60"/>
+              <w:left w:type="dxa" w:w="120"/>
+              <w:bottom w:type="dxa" w:w="60"/>
+              <w:right w:type="dxa" w:w="120"/>
+            </w:tcMar>
+          </w:tcPr>
+          <w:p>
+            <w:pPr>
+              <w:spacing w:after="0" w:line="320"/>
+            </w:pPr>
+            <w:r>
+              <w:t xml:space="preserve"/>
+            </w:r>
+          </w:p>
+          <w:p>
+            <w:pPr>
+              <w:spacing w:after="0" w:line="320"/>
+            </w:pPr>
+            <w:r>
+              <w:t xml:space="preserve"/>
+            </w:r>
+          </w:p>
+          <w:p>
+            <w:pPr>
+              <w:spacing w:after="0" w:line="320"/>
+            </w:pPr>
+            <w:r>
+              <w:t xml:space="preserve"/>
+            </w:r>
+          </w:p>
+        </w:tc>
+      </w:tr>
+    </w:tbl>
+    <w:p>
+      <w:pPr>
+        <w:pStyle w:val="Heading2"/>
+        <w:spacing w:after="80" w:before="180"/>
+      </w:pPr>
+      <w:r>
+        <w:rPr>
+          <w:b/>
+          <w:bCs/>
+          <w:color w:val="12355B"/>
+          <w:sz w:val="24"/>
+          <w:szCs w:val="24"/>
+        </w:rPr>
+        <w:t xml:space="preserve">Build</w:t>
+      </w:r>
+      <w:r>
+        <w:rPr>
+          <w:i/>
+          <w:iCs/>
+          <w:color w:val="B97A12"/>
+          <w:sz w:val="19"/>
+          <w:szCs w:val="19"/>
+        </w:rPr>
+        <w:t xml:space="preserve">   Some language support</w:t>
+      </w:r>
+    </w:p>
+    <w:p>
+      <w:pPr>
+        <w:spacing w:after="60"/>
+      </w:pPr>
+      <w:r>
+        <w:rPr>
+          <w:color w:val="1A2733"/>
+          <w:sz w:val="21"/>
+          <w:szCs w:val="21"/>
+        </w:rPr>
+        <w:t xml:space="preserve">Write two connected sentences. Use because, so, or but.</w:t>
+      </w:r>
+      <w:r>
+        <w:rPr>
+          <w:i/>
+          <w:iCs/>
+          <w:color w:val="5F6F80"/>
+          <w:sz w:val="19"/>
+          <w:szCs w:val="19"/>
+        </w:rPr>
+        <w:br/>
+        <w:t xml:space="preserve">Escribe dos oraciones conectadas. Usa porque, entonces o pero.</w:t>
+      </w:r>
+    </w:p>
+    <w:p>
+      <w:pPr>
+        <w:spacing w:after="60"/>
+      </w:pPr>
+      <w:r>
+        <w:rPr>
+          <w:color w:val="1A2733"/>
+          <w:sz w:val="21"/>
+          <w:szCs w:val="21"/>
+        </w:rPr>
+        <w:t xml:space="preserve">My claim is ___.</w:t>
+      </w:r>
+      <w:r>
+        <w:rPr>
+          <w:i/>
+          <w:iCs/>
+          <w:color w:val="5F6F80"/>
+          <w:sz w:val="19"/>
+          <w:szCs w:val="19"/>
+        </w:rPr>
+        <w:br/>
+        <w:t xml:space="preserve">Mi afirmación es ___.</w:t>
+      </w:r>
+    </w:p>
+    <w:p>
+      <w:pPr>
+        <w:spacing w:after="60"/>
+      </w:pPr>
+      <w:r>
+        <w:rPr>
+          <w:color w:val="1A2733"/>
+          <w:sz w:val="21"/>
+          <w:szCs w:val="21"/>
+        </w:rPr>
+        <w:t xml:space="preserve">I know because ___.</w:t>
+      </w:r>
+      <w:r>
+        <w:rPr>
+          <w:i/>
+          <w:iCs/>
+          <w:color w:val="5F6F80"/>
+          <w:sz w:val="19"/>
+          <w:szCs w:val="19"/>
+        </w:rPr>
+        <w:br/>
+        <w:t xml:space="preserve">Lo sé porque ___.</w:t>
+      </w:r>
+    </w:p>
+    <w:p>
+      <w:pPr>
+        <w:spacing w:after="60"/>
+      </w:pPr>
+      <w:r>
+        <w:rPr>
+          <w:color w:val="1A2733"/>
+          <w:sz w:val="21"/>
+          <w:szCs w:val="21"/>
+        </w:rPr>
+        <w:t xml:space="preserve">So ___.</w:t>
+      </w:r>
+      <w:r>
+        <w:rPr>
+          <w:i/>
+          <w:iCs/>
+          <w:color w:val="5F6F80"/>
+          <w:sz w:val="19"/>
+          <w:szCs w:val="19"/>
+        </w:rPr>
+        <w:br/>
+        <w:t xml:space="preserve">Entonces ___.</w:t>
+      </w:r>
+    </w:p>
+    <w:tbl>
+      <w:tblPr>
+        <w:tblW w:type="pct" w:w="100%"/>
+        <w:tblBorders>
+          <w:top w:val="single" w:color="C7D2DD" w:sz="6"/>
+          <w:left w:val="single" w:color="C7D2DD" w:sz="6"/>
+          <w:bottom w:val="single" w:color="C7D2DD" w:sz="6"/>
+          <w:right w:val="single" w:color="C7D2DD" w:sz="6"/>
+          <w:insideH w:val="single" w:color="auto" w:sz="4"/>
+          <w:insideV w:val="single" w:color="auto" w:sz="4"/>
+        </w:tblBorders>
+      </w:tblPr>
+      <w:tblGrid>
+        <w:gridCol w:w="100"/>
+      </w:tblGrid>
+      <w:tr>
+        <w:tc>
+          <w:tcPr>
+            <w:shd w:fill="FBF3E2" w:color="auto" w:val="clear"/>
+            <w:tcMar>
+              <w:top w:type="dxa" w:w="60"/>
+              <w:left w:type="dxa" w:w="120"/>
+              <w:bottom w:type="dxa" w:w="60"/>
+              <w:right w:type="dxa" w:w="120"/>
+            </w:tcMar>
+          </w:tcPr>
+          <w:p>
+            <w:pPr>
+              <w:spacing w:after="0" w:line="320"/>
+            </w:pPr>
+            <w:r>
+              <w:t xml:space="preserve"/>
+            </w:r>
+          </w:p>
+          <w:p>
+            <w:pPr>
+              <w:spacing w:after="0" w:line="320"/>
+            </w:pPr>
+            <w:r>
+              <w:t xml:space="preserve"/>
+            </w:r>
+          </w:p>
+          <w:p>
+            <w:pPr>
+              <w:spacing w:after="0" w:line="320"/>
+            </w:pPr>
+            <w:r>
+              <w:t xml:space="preserve"/>
+            </w:r>
+          </w:p>
+        </w:tc>
+      </w:tr>
+    </w:tbl>
+    <w:p>
+      <w:pPr>
+        <w:pStyle w:val="Heading2"/>
+        <w:spacing w:after="80" w:before="180"/>
+      </w:pPr>
+      <w:r>
+        <w:rPr>
+          <w:b/>
+          <w:bCs/>
+          <w:color w:val="12355B"/>
+          <w:sz w:val="24"/>
+          <w:szCs w:val="24"/>
+        </w:rPr>
+        <w:t xml:space="preserve">Explain</w:t>
+      </w:r>
+      <w:r>
+        <w:rPr>
+          <w:i/>
+          <w:iCs/>
+          <w:color w:val="B97A12"/>
+          <w:sz w:val="19"/>
+          <w:szCs w:val="19"/>
+        </w:rPr>
+        <w:t xml:space="preserve">   Light language support</w:t>
+      </w:r>
+    </w:p>
+    <w:p>
+      <w:pPr>
+        <w:spacing w:after="60"/>
+      </w:pPr>
+      <w:r>
+        <w:rPr>
+          <w:color w:val="1A2733"/>
+          <w:sz w:val="21"/>
+          <w:szCs w:val="21"/>
+        </w:rPr>
+        <w:t xml:space="preserve">Write a claim, give math evidence, and explain your reasoning.</w:t>
+      </w:r>
+      <w:r>
+        <w:rPr>
+          <w:i/>
+          <w:iCs/>
+          <w:color w:val="5F6F80"/>
+          <w:sz w:val="19"/>
+          <w:szCs w:val="19"/>
+        </w:rPr>
+        <w:br/>
+        <w:t xml:space="preserve">Escribe una afirmación, da evidencia matemática y explica tu razonamiento.</w:t>
+      </w:r>
+    </w:p>
+    <w:p>
+      <w:pPr>
+        <w:spacing w:after="60"/>
+      </w:pPr>
+      <w:r>
+        <w:rPr>
+          <w:color w:val="1A2733"/>
+          <w:sz w:val="21"/>
+          <w:szCs w:val="21"/>
+        </w:rPr>
+        <w:t xml:space="preserve">My claim is ___.</w:t>
+      </w:r>
+      <w:r>
+        <w:rPr>
+          <w:i/>
+          <w:iCs/>
+          <w:color w:val="5F6F80"/>
+          <w:sz w:val="19"/>
+          <w:szCs w:val="19"/>
+        </w:rPr>
+        <w:br/>
+        <w:t xml:space="preserve">Mi afirmación es ___.</w:t>
+      </w:r>
+    </w:p>
+    <w:p>
+      <w:pPr>
+        <w:spacing w:after="60"/>
+      </w:pPr>
+      <w:r>
+        <w:rPr>
+          <w:color w:val="1A2733"/>
+          <w:sz w:val="21"/>
+          <w:szCs w:val="21"/>
+        </w:rPr>
+        <w:t xml:space="preserve">My math evidence is ___.</w:t>
+      </w:r>
+      <w:r>
+        <w:rPr>
+          <w:i/>
+          <w:iCs/>
+          <w:color w:val="5F6F80"/>
+          <w:sz w:val="19"/>
+          <w:szCs w:val="19"/>
+        </w:rPr>
+        <w:br/>
+        <w:t xml:space="preserve">Mi evidencia matemática es ___.</w:t>
+      </w:r>
+    </w:p>
+    <w:p>
+      <w:pPr>
+        <w:spacing w:after="60"/>
+      </w:pPr>
+      <w:r>
+        <w:rPr>
+          <w:color w:val="1A2733"/>
+          <w:sz w:val="21"/>
+          <w:szCs w:val="21"/>
+        </w:rPr>
+        <w:t xml:space="preserve">This proves ___ because ___.</w:t>
+      </w:r>
+      <w:r>
+        <w:rPr>
+          <w:i/>
+          <w:iCs/>
+          <w:color w:val="5F6F80"/>
+          <w:sz w:val="19"/>
+          <w:szCs w:val="19"/>
+        </w:rPr>
+        <w:br/>
+        <w:t xml:space="preserve">Esto demuestra ___ porque ___.</w:t>
+      </w:r>
+    </w:p>
+    <w:tbl>
+      <w:tblPr>
+        <w:tblW w:type="pct" w:w="100%"/>
+        <w:tblBorders>
+          <w:top w:val="single" w:color="C7D2DD" w:sz="6"/>
+          <w:left w:val="single" w:color="C7D2DD" w:sz="6"/>
+          <w:bottom w:val="single" w:color="C7D2DD" w:sz="6"/>
+          <w:right w:val="single" w:color="C7D2DD" w:sz="6"/>
+          <w:insideH w:val="single" w:color="auto" w:sz="4"/>
+          <w:insideV w:val="single" w:color="auto" w:sz="4"/>
+        </w:tblBorders>
+      </w:tblPr>
+      <w:tblGrid>
+        <w:gridCol w:w="100"/>
+      </w:tblGrid>
+      <w:tr>
+        <w:tc>
+          <w:tcPr>
+            <w:shd w:fill="FBF3E2" w:color="auto" w:val="clear"/>
+            <w:tcMar>
+              <w:top w:type="dxa" w:w="60"/>
+              <w:left w:type="dxa" w:w="120"/>
+              <w:bottom w:type="dxa" w:w="60"/>
+              <w:right w:type="dxa" w:w="120"/>
+            </w:tcMar>
+          </w:tcPr>
+          <w:p>
+            <w:pPr>
+              <w:spacing w:after="0" w:line="320"/>
+            </w:pPr>
+            <w:r>
+              <w:t xml:space="preserve"/>
+            </w:r>
+          </w:p>
+          <w:p>
+            <w:pPr>
+              <w:spacing w:after="0" w:line="320"/>
+            </w:pPr>
+            <w:r>
+              <w:t xml:space="preserve"/>
+            </w:r>
+          </w:p>
+          <w:p>
+            <w:pPr>
+              <w:spacing w:after="0" w:line="320"/>
+            </w:pPr>
+            <w:r>
+              <w:t xml:space="preserve"/>
+            </w:r>
+          </w:p>
+          <w:p>
+            <w:pPr>
+              <w:spacing w:after="0" w:line="320"/>
+            </w:pPr>
+            <w:r>
+              <w:t xml:space="preserve"/>
+            </w:r>
+          </w:p>
+          <w:p>
+            <w:pPr>
+              <w:spacing w:after="0" w:line="320"/>
+            </w:pPr>
+            <w:r>
+              <w:t xml:space="preserve"/>
+            </w:r>
+          </w:p>
+        </w:tc>
+      </w:tr>
+    </w:tbl>
+    <w:p>
+      <w:pPr>
+        <w:pStyle w:val="Heading2"/>
+        <w:spacing w:after="80" w:before="180"/>
+      </w:pPr>
+      <w:r>
+        <w:rPr>
+          <w:b/>
+          <w:bCs/>
+          <w:color w:val="12355B"/>
+          <w:sz w:val="24"/>
+          <w:szCs w:val="24"/>
+        </w:rPr>
+        <w:t xml:space="preserve">4. Check Your Explanation</w:t>
+      </w:r>
+      <w:r>
+        <w:rPr>
+          <w:i/>
+          <w:iCs/>
+          <w:color w:val="1FA6A2"/>
+          <w:sz w:val="19"/>
+          <w:szCs w:val="19"/>
+        </w:rPr>
+        <w:t xml:space="preserve">   five quick checks</w:t>
+      </w:r>
+    </w:p>
+    <w:p>
+      <w:pPr>
+        <w:spacing w:after="80"/>
+      </w:pPr>
+      <w:r>
+        <w:rPr>
+          <w:b/>
+          <w:bCs/>
+          <w:color w:val="1FA6A2"/>
+          <w:sz w:val="22"/>
+          <w:szCs w:val="22"/>
+        </w:rPr>
+        <w:t xml:space="preserve">☐  </w:t>
+      </w:r>
+      <w:r>
+        <w:rPr>
+          <w:sz w:val="20"/>
+          <w:szCs w:val="20"/>
+        </w:rPr>
+        <w:t xml:space="preserve">I answered the question.</w:t>
+      </w:r>
+      <w:r>
+        <w:rPr>
+          <w:i/>
+          <w:iCs/>
+          <w:color w:val="5F6F80"/>
+          <w:sz w:val="18"/>
+          <w:szCs w:val="18"/>
+        </w:rPr>
+        <w:br/>
+        <w:t xml:space="preserve">Respondí la pregunta.</w:t>
+      </w:r>
+    </w:p>
+    <w:p>
+      <w:pPr>
+        <w:spacing w:after="80"/>
+      </w:pPr>
+      <w:r>
+        <w:rPr>
+          <w:b/>
+          <w:bCs/>
+          <w:color w:val="1FA6A2"/>
+          <w:sz w:val="22"/>
+          <w:szCs w:val="22"/>
+        </w:rPr>
+        <w:t xml:space="preserve">☐  </w:t>
+      </w:r>
+      <w:r>
+        <w:rPr>
+          <w:sz w:val="20"/>
+          <w:szCs w:val="20"/>
+        </w:rPr>
+        <w:t xml:space="preserve">I used math evidence: numbers, an equation, a model, or a comparison.</w:t>
+      </w:r>
+      <w:r>
+        <w:rPr>
+          <w:i/>
+          <w:iCs/>
+          <w:color w:val="5F6F80"/>
+          <w:sz w:val="18"/>
+          <w:szCs w:val="18"/>
+        </w:rPr>
+        <w:br/>
+        <w:t xml:space="preserve">Usé evidencia matemática: números, una ecuación, un modelo o una comparación.</w:t>
+      </w:r>
+    </w:p>
+    <w:p>
+      <w:pPr>
+        <w:spacing w:after="80"/>
+      </w:pPr>
+      <w:r>
+        <w:rPr>
+          <w:b/>
+          <w:bCs/>
+          <w:color w:val="1FA6A2"/>
+          <w:sz w:val="22"/>
+          <w:szCs w:val="22"/>
+        </w:rPr>
+        <w:t xml:space="preserve">☐  </w:t>
+      </w:r>
+      <w:r>
+        <w:rPr>
+          <w:sz w:val="20"/>
+          <w:szCs w:val="20"/>
+        </w:rPr>
+        <w:t xml:space="preserve">I explained how the evidence proves my answer.</w:t>
+      </w:r>
+      <w:r>
+        <w:rPr>
+          <w:i/>
+          <w:iCs/>
+          <w:color w:val="5F6F80"/>
+          <w:sz w:val="18"/>
+          <w:szCs w:val="18"/>
+        </w:rPr>
+        <w:br/>
+        <w:t xml:space="preserve">Expliqué cómo la evidencia demuestra mi respuesta.</w:t>
+      </w:r>
+    </w:p>
+    <w:p>
+      <w:pPr>
+        <w:spacing w:after="80"/>
+      </w:pPr>
+      <w:r>
+        <w:rPr>
+          <w:b/>
+          <w:bCs/>
+          <w:color w:val="1FA6A2"/>
+          <w:sz w:val="22"/>
+          <w:szCs w:val="22"/>
+        </w:rPr>
+        <w:t xml:space="preserve">☐  </w:t>
+      </w:r>
+      <w:r>
+        <w:rPr>
+          <w:sz w:val="20"/>
+          <w:szCs w:val="20"/>
+        </w:rPr>
+        <w:t xml:space="preserve">I used at least two math words.</w:t>
+      </w:r>
+      <w:r>
+        <w:rPr>
+          <w:i/>
+          <w:iCs/>
+          <w:color w:val="5F6F80"/>
+          <w:sz w:val="18"/>
+          <w:szCs w:val="18"/>
+        </w:rPr>
+        <w:br/>
+        <w:t xml:space="preserve">Usé por lo menos dos palabras matemáticas.</w:t>
+      </w:r>
+    </w:p>
+    <w:p>
+      <w:pPr>
+        <w:spacing w:after="80"/>
+      </w:pPr>
+      <w:r>
+        <w:rPr>
+          <w:b/>
+          <w:bCs/>
+          <w:color w:val="1FA6A2"/>
+          <w:sz w:val="22"/>
+          <w:szCs w:val="22"/>
+        </w:rPr>
+        <w:t xml:space="preserve">☐  </w:t>
+      </w:r>
+      <w:r>
+        <w:rPr>
+          <w:sz w:val="20"/>
+          <w:szCs w:val="20"/>
+        </w:rPr>
+        <w:t xml:space="preserve">I reread complete sentences and punctuation.</w:t>
+      </w:r>
+      <w:r>
+        <w:rPr>
+          <w:i/>
+          <w:iCs/>
+          <w:color w:val="5F6F80"/>
+          <w:sz w:val="18"/>
+          <w:szCs w:val="18"/>
+        </w:rPr>
+        <w:br/>
+        <w:t xml:space="preserve">Volví a leer mis oraciones completas y la puntuación.</w:t>
+      </w:r>
+    </w:p>
+    <w:p>
+      <w:pPr>
+        <w:pStyle w:val="Heading1"/>
+        <w:pageBreakBefore/>
+        <w:pBdr>
+          <w:bottom w:val="single" w:color="1FA6A2" w:sz="14" w:space="6"/>
+        </w:pBdr>
+        <w:spacing w:after="140" w:before="0"/>
+      </w:pPr>
+      <w:r>
+        <w:rPr>
+          <w:b/>
+          <w:bCs/>
+          <w:color w:val="12355B"/>
+          <w:sz w:val="30"/>
+          <w:szCs w:val="30"/>
+        </w:rPr>
+        <w:t xml:space="preserve">Worked Example</w:t>
+      </w:r>
+    </w:p>
+    <w:p>
+      <w:pPr>
+        <w:pStyle w:val="Heading2"/>
+        <w:spacing w:after="80" w:before="180"/>
+      </w:pPr>
+      <w:r>
+        <w:rPr>
+          <w:b/>
+          <w:bCs/>
+          <w:color w:val="12355B"/>
+          <w:sz w:val="24"/>
+          <w:szCs w:val="24"/>
+        </w:rPr>
+        <w:t xml:space="preserve">Watch &amp; Read</w:t>
+      </w:r>
+      <w:r>
+        <w:rPr>
+          <w:i/>
+          <w:iCs/>
+          <w:color w:val="1FA6A2"/>
+          <w:sz w:val="19"/>
+          <w:szCs w:val="19"/>
+        </w:rPr>
+        <w:t xml:space="preserve">   I Do — follow along with your teacher</w:t>
+      </w:r>
+    </w:p>
+    <w:tbl>
+      <w:tblPr>
+        <w:tblW w:type="pct" w:w="100%"/>
+        <w:tblBorders>
+          <w:top w:val="single" w:color="1FA6A2" w:sz="8"/>
+          <w:left w:val="single" w:color="1FA6A2" w:sz="8"/>
+          <w:bottom w:val="single" w:color="1FA6A2" w:sz="8"/>
+          <w:right w:val="single" w:color="1FA6A2" w:sz="8"/>
+          <w:insideH w:val="single" w:color="auto" w:sz="4"/>
+          <w:insideV w:val="single" w:color="auto" w:sz="4"/>
+        </w:tblBorders>
+      </w:tblPr>
+      <w:tblGrid>
+        <w:gridCol w:w="100"/>
+      </w:tblGrid>
+      <w:tr>
+        <w:tc>
+          <w:tcPr>
+            <w:shd w:fill="E6F4F3" w:color="auto" w:val="clear"/>
+            <w:tcMar>
+              <w:top w:type="dxa" w:w="120"/>
+              <w:left w:type="dxa" w:w="180"/>
+              <w:bottom w:type="dxa" w:w="120"/>
+              <w:right w:type="dxa" w:w="180"/>
+            </w:tcMar>
+          </w:tcPr>
+          <w:p>
+            <w:pPr>
+              <w:spacing w:after="60"/>
+            </w:pPr>
+            <w:r>
+              <w:rPr>
+                <w:b/>
+                <w:bCs/>
+                <w:color w:val="12355B"/>
+                <w:sz w:val="22"/>
+                <w:szCs w:val="22"/>
+              </w:rPr>
+              <w:t xml:space="preserve">Blueprint Review</w:t>
+            </w:r>
+          </w:p>
+          <w:p>
+            <w:pPr>
+              <w:spacing w:after="0"/>
+            </w:pPr>
+            <w:r>
+              <w:rPr>
+                <w:sz w:val="21"/>
+                <w:szCs w:val="21"/>
+              </w:rPr>
+              <w:t xml:space="preserve">Your architecture firm is designing a park with triangular garden beds. The client wants to know exactly how much soil to order, which means calculating the area of each triangular section. The first garden has a base of 12 feet and a height of 8 feet.</w:t>
+            </w:r>
+          </w:p>
+        </w:tc>
+      </w:tr>
+    </w:tbl>
+    <w:p>
+      <w:pPr>
+        <w:spacing w:after="80"/>
+      </w:pPr>
+      <w:r>
+        <w:t xml:space="preserve"/>
+      </w:r>
+    </w:p>
+    <w:p>
+      <w:pPr>
+        <w:spacing w:after="50" w:before="60"/>
+      </w:pPr>
+      <w:r>
+        <w:rPr>
+          <w:b/>
+          <w:bCs/>
+          <w:color w:val="12355B"/>
+          <w:sz w:val="21"/>
+          <w:szCs w:val="21"/>
+        </w:rPr>
+        <w:t xml:space="preserve">Think about:</w:t>
+      </w:r>
+    </w:p>
+    <w:p>
+      <w:pPr>
+        <w:spacing w:after="40"/>
+        <w:ind w:left="300"/>
+      </w:pPr>
+      <w:r>
+        <w:rPr>
+          <w:sz w:val="20"/>
+          <w:szCs w:val="20"/>
+        </w:rPr>
+        <w:t xml:space="preserve">•  What shape are the garden beds?</w:t>
+      </w:r>
+    </w:p>
+    <w:p>
+      <w:pPr>
+        <w:spacing w:after="40"/>
+        <w:ind w:left="300"/>
+      </w:pPr>
+      <w:r>
+        <w:rPr>
+          <w:sz w:val="20"/>
+          <w:szCs w:val="20"/>
+        </w:rPr>
+        <w:t xml:space="preserve">•  What measurements do we need to find the area?</w:t>
+      </w:r>
+    </w:p>
+    <w:p>
+      <w:pPr>
+        <w:spacing w:after="40"/>
+        <w:ind w:left="300"/>
+      </w:pPr>
+      <w:r>
+        <w:rPr>
+          <w:sz w:val="20"/>
+          <w:szCs w:val="20"/>
+        </w:rPr>
+        <w:t xml:space="preserve">•  How is the area of a triangle related to the area of a rectangle?</w:t>
+      </w:r>
+    </w:p>
+    <w:p>
+      <w:pPr>
+        <w:spacing w:after="40"/>
+        <w:ind w:left="300"/>
+      </w:pPr>
+      <w:r>
+        <w:rPr>
+          <w:sz w:val="20"/>
+          <w:szCs w:val="20"/>
+        </w:rPr>
+        <w:t xml:space="preserve">•  Why do we divide by 2 when finding the area of a triangle?</w:t>
+      </w:r>
+    </w:p>
+    <w:p>
+      <w:pPr>
+        <w:spacing w:after="40"/>
+        <w:ind w:left="300"/>
+      </w:pPr>
+      <w:r>
+        <w:rPr>
+          <w:sz w:val="20"/>
+          <w:szCs w:val="20"/>
+        </w:rPr>
+        <w:t xml:space="preserve">•  Does it matter which side we call the base?</w:t>
+      </w:r>
+    </w:p>
+    <w:p>
+      <w:pPr>
+        <w:pStyle w:val="Heading2"/>
+        <w:spacing w:after="80" w:before="180"/>
+      </w:pPr>
+      <w:r>
+        <w:rPr>
+          <w:b/>
+          <w:bCs/>
+          <w:color w:val="12355B"/>
+          <w:sz w:val="24"/>
+          <w:szCs w:val="24"/>
+        </w:rPr>
+        <w:t xml:space="preserve">Solved Example</w:t>
+      </w:r>
+      <w:r>
+        <w:rPr>
+          <w:i/>
+          <w:iCs/>
+          <w:color w:val="1FA6A2"/>
+          <w:sz w:val="19"/>
+          <w:szCs w:val="19"/>
+        </w:rPr>
+        <w:t xml:space="preserve">   I Do — watch each step</w:t>
+      </w:r>
+    </w:p>
+    <w:p>
+      <w:pPr>
+        <w:keepNext/>
+        <w:spacing w:after="40"/>
+      </w:pPr>
+      <w:r>
+        <w:rPr>
+          <w:b/>
+          <w:bCs/>
+          <w:color w:val="12355B"/>
+          <w:sz w:val="21"/>
+          <w:szCs w:val="21"/>
+        </w:rPr>
+        <w:t xml:space="preserve">Problem:  </w:t>
+      </w:r>
+      <w:r>
+        <w:rPr>
+          <w:sz w:val="21"/>
+          <w:szCs w:val="21"/>
+        </w:rPr>
+        <w:t xml:space="preserve">What is the area of a triangle with base 10 cm and height 6 cm?</w:t>
+      </w:r>
+    </w:p>
+    <w:p>
+      <w:pPr>
+        <w:spacing w:after="30"/>
+        <w:ind w:left="420"/>
+      </w:pPr>
+      <w:r>
+        <w:rPr>
+          <w:sz w:val="20"/>
+          <w:szCs w:val="20"/>
+        </w:rPr>
+        <w:t xml:space="preserve">A)  30 sq cm</w:t>
+      </w:r>
+    </w:p>
+    <w:p>
+      <w:pPr>
+        <w:spacing w:after="30"/>
+        <w:ind w:left="420"/>
+      </w:pPr>
+      <w:r>
+        <w:rPr>
+          <w:sz w:val="20"/>
+          <w:szCs w:val="20"/>
+        </w:rPr>
+        <w:t xml:space="preserve">B)  60 sq cm</w:t>
+      </w:r>
+    </w:p>
+    <w:p>
+      <w:pPr>
+        <w:spacing w:after="30"/>
+        <w:ind w:left="420"/>
+      </w:pPr>
+      <w:r>
+        <w:rPr>
+          <w:sz w:val="20"/>
+          <w:szCs w:val="20"/>
+        </w:rPr>
+        <w:t xml:space="preserve">C)  16 sq cm</w:t>
+      </w:r>
+    </w:p>
+    <w:p>
+      <w:pPr>
+        <w:spacing w:after="30"/>
+        <w:ind w:left="420"/>
+      </w:pPr>
+      <w:r>
+        <w:rPr>
+          <w:sz w:val="20"/>
+          <w:szCs w:val="20"/>
+        </w:rPr>
+        <w:t xml:space="preserve">D)  30 cm</w:t>
+      </w:r>
+    </w:p>
+    <w:p>
+      <w:pPr>
+        <w:spacing w:after="20" w:before="50"/>
+      </w:pPr>
+      <w:r>
+        <w:rPr>
+          <w:b/>
+          <w:bCs/>
+          <w:color w:val="1FA6A2"/>
+          <w:sz w:val="21"/>
+          <w:szCs w:val="21"/>
+        </w:rPr>
+        <w:t xml:space="preserve">Step 1:  </w:t>
+      </w:r>
+      <w:r>
+        <w:rPr>
+          <w:sz w:val="21"/>
+          <w:szCs w:val="21"/>
+        </w:rPr>
+        <w:t xml:space="preserve">A = ½ × b × h = ½ × 10 × 6 = 30 square centimeters.</w:t>
+      </w:r>
+    </w:p>
+    <w:p>
+      <w:pPr>
+        <w:spacing w:after="40" w:before="60"/>
+      </w:pPr>
+      <w:r>
+        <w:rPr>
+          <w:b/>
+          <w:bCs/>
+          <w:color w:val="12355B"/>
+          <w:sz w:val="21"/>
+          <w:szCs w:val="21"/>
+        </w:rPr>
+        <w:t xml:space="preserve">Answer:  </w:t>
+      </w:r>
+      <w:r>
+        <w:rPr>
+          <w:b/>
+          <w:bCs/>
+          <w:sz w:val="21"/>
+          <w:szCs w:val="21"/>
+        </w:rPr>
+        <w:t xml:space="preserve">A. 30 sq cm</w:t>
+      </w:r>
+    </w:p>
+    <w:p>
+      <w:pPr>
+        <w:pStyle w:val="Heading1"/>
+        <w:pageBreakBefore/>
+        <w:pBdr>
+          <w:bottom w:val="single" w:color="1FA6A2" w:sz="14" w:space="6"/>
+        </w:pBdr>
+        <w:spacing w:after="140" w:before="0"/>
+      </w:pPr>
+      <w:r>
+        <w:rPr>
+          <w:b/>
+          <w:bCs/>
+          <w:color w:val="12355B"/>
+          <w:sz w:val="30"/>
+          <w:szCs w:val="30"/>
+        </w:rPr>
+        <w:t xml:space="preserve">Guided Practice</w:t>
+      </w:r>
+    </w:p>
+    <w:p>
+      <w:pPr>
+        <w:pStyle w:val="Heading2"/>
+        <w:spacing w:after="80" w:before="180"/>
+      </w:pPr>
+      <w:r>
+        <w:rPr>
+          <w:b/>
+          <w:bCs/>
+          <w:color w:val="12355B"/>
+          <w:sz w:val="24"/>
+          <w:szCs w:val="24"/>
+        </w:rPr>
+        <w:t xml:space="preserve">Solve Together</w:t>
+      </w:r>
+      <w:r>
+        <w:rPr>
+          <w:i/>
+          <w:iCs/>
+          <w:color w:val="6B4FA0"/>
+          <w:sz w:val="19"/>
+          <w:szCs w:val="19"/>
+        </w:rPr>
+        <w:t xml:space="preserve">   We Do — work with your class</w:t>
+      </w:r>
+    </w:p>
+    <w:p>
+      <w:pPr>
+        <w:keepNext/>
+        <w:spacing w:after="40" w:before="40"/>
+      </w:pPr>
+      <w:r>
+        <w:rPr>
+          <w:b/>
+          <w:bCs/>
+          <w:color w:val="12355B"/>
+          <w:sz w:val="21"/>
+          <w:szCs w:val="21"/>
+        </w:rPr>
+        <w:t xml:space="preserve">Problem:  </w:t>
+      </w:r>
+      <w:r>
+        <w:rPr>
+          <w:sz w:val="21"/>
+          <w:szCs w:val="21"/>
+        </w:rPr>
+        <w:t xml:space="preserve">A triangle has an area of 24 sq ft and a base of 8 ft. What is the height?</w:t>
+      </w:r>
+    </w:p>
+    <w:p>
+      <w:pPr>
+        <w:spacing w:after="30"/>
+        <w:ind w:left="420"/>
+      </w:pPr>
+      <w:r>
+        <w:rPr>
+          <w:sz w:val="20"/>
+          <w:szCs w:val="20"/>
+        </w:rPr>
+        <w:t xml:space="preserve">A)  6 ft</w:t>
+      </w:r>
+    </w:p>
+    <w:p>
+      <w:pPr>
+        <w:spacing w:after="30"/>
+        <w:ind w:left="420"/>
+      </w:pPr>
+      <w:r>
+        <w:rPr>
+          <w:sz w:val="20"/>
+          <w:szCs w:val="20"/>
+        </w:rPr>
+        <w:t xml:space="preserve">B)  3 ft</w:t>
+      </w:r>
+    </w:p>
+    <w:p>
+      <w:pPr>
+        <w:spacing w:after="30"/>
+        <w:ind w:left="420"/>
+      </w:pPr>
+      <w:r>
+        <w:rPr>
+          <w:sz w:val="20"/>
+          <w:szCs w:val="20"/>
+        </w:rPr>
+        <w:t xml:space="preserve">C)  16 ft</w:t>
+      </w:r>
+    </w:p>
+    <w:p>
+      <w:pPr>
+        <w:spacing w:after="30"/>
+        <w:ind w:left="420"/>
+      </w:pPr>
+      <w:r>
+        <w:rPr>
+          <w:sz w:val="20"/>
+          <w:szCs w:val="20"/>
+        </w:rPr>
+        <w:t xml:space="preserve">D)  12 ft</w:t>
+      </w:r>
+    </w:p>
+    <w:p>
+      <w:pPr>
+        <w:keepNext/>
+        <w:spacing w:after="0" w:before="50"/>
+      </w:pPr>
+      <w:r>
+        <w:rPr>
+          <w:b/>
+          <w:bCs/>
+          <w:color w:val="6B4FA0"/>
+          <w:sz w:val="21"/>
+          <w:szCs w:val="21"/>
+        </w:rPr>
+        <w:t xml:space="preserve">Step 1:</w:t>
+      </w:r>
+    </w:p>
+    <w:p>
+      <w:pPr>
+        <w:pBdr>
+          <w:bottom w:val="single" w:color="AFBECC" w:sz="6"/>
+        </w:pBdr>
+        <w:spacing w:after="30" w:before="150"/>
+      </w:pPr>
+      <w:r>
+        <w:t xml:space="preserve"/>
+      </w:r>
+    </w:p>
+    <w:p>
+      <w:pPr>
+        <w:keepNext/>
+        <w:spacing w:after="0" w:before="50"/>
+      </w:pPr>
+      <w:r>
+        <w:rPr>
+          <w:b/>
+          <w:bCs/>
+          <w:color w:val="6B4FA0"/>
+          <w:sz w:val="21"/>
+          <w:szCs w:val="21"/>
+        </w:rPr>
+        <w:t xml:space="preserve">Step 2:</w:t>
+      </w:r>
+    </w:p>
+    <w:p>
+      <w:pPr>
+        <w:pBdr>
+          <w:bottom w:val="single" w:color="AFBECC" w:sz="6"/>
+        </w:pBdr>
+        <w:spacing w:after="30" w:before="150"/>
+      </w:pPr>
+      <w:r>
+        <w:t xml:space="preserve"/>
+      </w:r>
+    </w:p>
+    <w:p>
+      <w:pPr>
+        <w:keepNext/>
+        <w:spacing w:after="0" w:before="60"/>
+      </w:pPr>
+      <w:r>
+        <w:rPr>
+          <w:b/>
+          <w:bCs/>
+          <w:color w:val="12355B"/>
+          <w:sz w:val="21"/>
+          <w:szCs w:val="21"/>
+        </w:rPr>
+        <w:t xml:space="preserve">Answer:</w:t>
+      </w:r>
+    </w:p>
+    <w:p>
+      <w:pPr>
+        <w:pBdr>
+          <w:bottom w:val="single" w:color="AFBECC" w:sz="6"/>
+        </w:pBdr>
+        <w:spacing w:after="30" w:before="150"/>
+      </w:pPr>
+      <w:r>
+        <w:t xml:space="preserve"/>
+      </w:r>
+    </w:p>
+    <w:p>
+      <w:pPr>
+        <w:spacing w:after="80"/>
+      </w:pPr>
+      <w:r>
+        <w:t xml:space="preserve"/>
+      </w:r>
+    </w:p>
+    <w:tbl>
+      <w:tblPr>
+        <w:tblW w:type="pct" w:w="100%"/>
+        <w:tblBorders>
+          <w:top w:val="single" w:color="BBD0DE" w:sz="8"/>
+          <w:left w:val="single" w:color="BBD0DE" w:sz="8"/>
+          <w:bottom w:val="single" w:color="BBD0DE" w:sz="8"/>
+          <w:right w:val="single" w:color="BBD0DE" w:sz="8"/>
+          <w:insideH w:val="single" w:color="auto" w:sz="4"/>
+          <w:insideV w:val="single" w:color="auto" w:sz="4"/>
+        </w:tblBorders>
+      </w:tblPr>
+      <w:tblGrid>
+        <w:gridCol w:w="100"/>
+      </w:tblGrid>
+      <w:tr>
+        <w:tc>
+          <w:tcPr>
+            <w:shd w:fill="EEF4F8" w:color="auto" w:val="clear"/>
+            <w:tcMar>
+              <w:top w:type="dxa" w:w="120"/>
+              <w:left w:type="dxa" w:w="180"/>
+              <w:bottom w:type="dxa" w:w="120"/>
+              <w:right w:type="dxa" w:w="180"/>
+            </w:tcMar>
+          </w:tcPr>
+          <w:p>
+            <w:pPr>
               <w:spacing w:after="60"/>
             </w:pPr>
             <w:r>
@@ -3889,6 +5185,97 @@
           <w:szCs w:val="19"/>
         </w:rPr>
         <w:t xml:space="preserve">  — A = 1/2 × 11 × 8 = 1/2 × 88 = 44 square inches.</w:t>
+      </w:r>
+    </w:p>
+    <w:p>
+      <w:pPr>
+        <w:pStyle w:val="Heading2"/>
+        <w:spacing w:after="80" w:before="180"/>
+      </w:pPr>
+      <w:r>
+        <w:rPr>
+          <w:b/>
+          <w:bCs/>
+          <w:color w:val="12355B"/>
+          <w:sz w:val="24"/>
+          <w:szCs w:val="24"/>
+        </w:rPr>
+        <w:t xml:space="preserve">Math Writing Criteria</w:t>
+      </w:r>
+    </w:p>
+    <w:p>
+      <w:pPr>
+        <w:spacing w:after="100"/>
+      </w:pPr>
+      <w:r>
+        <w:rPr>
+          <w:i/>
+          <w:iCs/>
+          <w:color w:val="5F6F80"/>
+          <w:sz w:val="19"/>
+          <w:szCs w:val="19"/>
+        </w:rPr>
+        <w:t xml:space="preserve">The support level changes the amount of language scaffolding, not the mathematical expectation.</w:t>
+      </w:r>
+    </w:p>
+    <w:p>
+      <w:pPr>
+        <w:spacing w:after="80"/>
+      </w:pPr>
+      <w:r>
+        <w:rPr>
+          <w:sz w:val="20"/>
+          <w:szCs w:val="20"/>
+        </w:rPr>
+        <w:t xml:space="preserve">☐  I answered the question.</w:t>
+      </w:r>
+    </w:p>
+    <w:p>
+      <w:pPr>
+        <w:spacing w:after="80"/>
+      </w:pPr>
+      <w:r>
+        <w:rPr>
+          <w:sz w:val="20"/>
+          <w:szCs w:val="20"/>
+        </w:rPr>
+        <w:t xml:space="preserve">☐  I used math evidence: numbers, an equation, a model, or a comparison.</w:t>
+      </w:r>
+    </w:p>
+    <w:p>
+      <w:pPr>
+        <w:spacing w:after="80"/>
+      </w:pPr>
+      <w:r>
+        <w:rPr>
+          <w:sz w:val="20"/>
+          <w:szCs w:val="20"/>
+        </w:rPr>
+        <w:t xml:space="preserve">☐  I explained how the evidence proves my answer.</w:t>
+      </w:r>
+    </w:p>
+    <w:p>
+      <w:pPr>
+        <w:spacing w:after="80"/>
+      </w:pPr>
+      <w:r>
+        <w:rPr>
+          <w:sz w:val="20"/>
+          <w:szCs w:val="20"/>
+        </w:rPr>
+        <w:t xml:space="preserve">☐  I used at least two math words.</w:t>
+      </w:r>
+    </w:p>
+    <w:p>
+      <w:pPr>
+        <w:spacing w:after="80"/>
+      </w:pPr>
+      <w:r>
+        <w:rPr>
+          <w:sz w:val="20"/>
+          <w:szCs w:val="20"/>
+        </w:rPr>
+        <w:t xml:space="preserve">☐  I reread complete sentences and punctuation.</w:t>
       </w:r>
     </w:p>
     <w:sectPr>
